--- a/Bccc-Epi/C603-1Pt.docx
+++ b/Bccc-Epi/C603-1Pt.docx
@@ -13,7 +13,7 @@
           <w:color w:val="C00000"/>
           <w:sz w:val="32"/>
           <w:szCs w:val="32"/>
-          <w:lang w:eastAsia="en-GB" w:bidi="he-IL"/>
+          <w:lang w:val="en-GB"/>
         </w:rPr>
       </w:pPr>
       <w:r>
@@ -32,7 +32,43 @@
           <w:sz w:val="32"/>
           <w:szCs w:val="32"/>
         </w:rPr>
-        <w:t>Посла́нїе Пе́рвое С</w:t>
+        <w:t>п</w:t>
+      </w:r>
+      <w:r>
+        <w:rPr>
+          <w:rFonts w:ascii="Pochaevsk" w:hAnsi="Pochaevsk"/>
+          <w:color w:val="C00000"/>
+          <w:sz w:val="32"/>
+          <w:szCs w:val="32"/>
+        </w:rPr>
+        <w:t xml:space="preserve">осла́нїе </w:t>
+      </w:r>
+      <w:r>
+        <w:rPr>
+          <w:rFonts w:ascii="Pochaevsk" w:hAnsi="Pochaevsk"/>
+          <w:color w:val="C00000"/>
+          <w:sz w:val="32"/>
+          <w:szCs w:val="32"/>
+        </w:rPr>
+        <w:t>п</w:t>
+      </w:r>
+      <w:r>
+        <w:rPr>
+          <w:rFonts w:ascii="Pochaevsk" w:hAnsi="Pochaevsk"/>
+          <w:color w:val="C00000"/>
+          <w:sz w:val="32"/>
+          <w:szCs w:val="32"/>
+        </w:rPr>
+        <w:t xml:space="preserve">е́рвое </w:t>
+      </w:r>
+      <w:r>
+        <w:rPr>
+          <w:rFonts w:ascii="Pochaevsk" w:hAnsi="Pochaevsk"/>
+          <w:color w:val="C00000"/>
+          <w:sz w:val="32"/>
+          <w:szCs w:val="32"/>
+        </w:rPr>
+        <w:t>с</w:t>
       </w:r>
       <w:r>
         <w:rPr>
@@ -77,7 +113,16 @@
           <w:sz w:val="32"/>
           <w:szCs w:val="32"/>
         </w:rPr>
-        <w:t>Петра</w:t>
+        <w:t>п</w:t>
+      </w:r>
+      <w:r>
+        <w:rPr>
+          <w:rFonts w:ascii="Pochaevsk" w:hAnsi="Pochaevsk" w:cs="Cambria"/>
+          <w:color w:val="C00000"/>
+          <w:sz w:val="32"/>
+          <w:szCs w:val="32"/>
+        </w:rPr>
+        <w:t>етра</w:t>
       </w:r>
       <w:r>
         <w:rPr>
